--- a/example_articles/occupations/Service and Maintenance/2.occupations_Service and Maintenance_New_York_Times.docx
+++ b/example_articles/occupations/Service and Maintenance/2.occupations_Service and Maintenance_New_York_Times.docx
@@ -29,17 +29,17 @@
     </w:p>
     <w:p>
       <w:r>
-        <w:t>Source File: NYT/51.DOCX</w:t>
+        <w:t>Source file: NYT/51.DOCX</w:t>
       </w:r>
     </w:p>
     <w:p>
       <w:r>
-        <w:t>Raw locations result: ['Illinois']</w:t>
+        <w:t>Raw occupations result, 'occupations': ['Service and Maintenance']</w:t>
       </w:r>
     </w:p>
     <w:p>
       <w:r>
-        <w:t>occupations_stand_flat (Standardized): Service and Maintenance</w:t>
+        <w:t>Standardized occupations result, 'occupations_stand_flat': Service and Maintenance</w:t>
       </w:r>
     </w:p>
     <w:p>
